--- a/import-wld/VCF911-CoverageLab-ImportWLD.docx
+++ b/import-wld/VCF911-CoverageLab-ImportWLD.docx
@@ -5549,35 +5549,6 @@
     </w:p>
     <w:p>
       <w:pPr>
-        <w:jc w:val="center"/>
-      </w:pPr>
-      <w:r>
-        <w:rPr>
-          <w:i/>
-          <w:iCs/>
-          <w:color w:val="C00000"/>
-          <w:sz w:val="18"/>
-          <w:szCs w:val="18"/>
-        </w:rPr>
-        <w:t xml:space="preserve">[ 缺圖:48-import-prechecks-failed.png ]</w:t>
-      </w:r>
-    </w:p>
-    <w:p>
-      <w:pPr>
-        <w:spacing w:after="180"/>
-        <w:jc w:val="center"/>
-      </w:pPr>
-      <w:r>
-        <w:rPr>
-          <w:color w:val="595959"/>
-          <w:sz w:val="18"/>
-          <w:szCs w:val="18"/>
-        </w:rPr>
-        <w:t xml:space="preserve">圖 19　第 4 頁 Prechecks:Validation Failed</w:t>
-      </w:r>
-    </w:p>
-    <w:p>
-      <w:pPr>
         <w:shd w:fill="F4F4F4" w:val="clear"/>
         <w:spacing w:after="70" w:before="70"/>
         <w:ind w:left="220"/>
@@ -6316,7 +6287,7 @@
           <w:sz w:val="18"/>
           <w:szCs w:val="18"/>
         </w:rPr>
-        <w:t xml:space="preserve">圖 20　Cluster → Updates → Image Setup,尚未啟用映像管理</w:t>
+        <w:t xml:space="preserve">圖 19　Cluster → Updates → Image Setup,尚未啟用映像管理</w:t>
       </w:r>
     </w:p>
     <w:p>
@@ -6376,7 +6347,7 @@
           <w:sz w:val="18"/>
           <w:szCs w:val="18"/>
         </w:rPr>
-        <w:t xml:space="preserve">圖 21　偵測結果:ESXi 8.0 U3b - 24280767、0 added and 0 removed components、All hosts are running this image</w:t>
+        <w:t xml:space="preserve">圖 20　偵測結果:ESXi 8.0 U3b - 24280767、0 added and 0 removed components、All hosts are running this image</w:t>
       </w:r>
     </w:p>
     <w:p>
@@ -6436,7 +6407,7 @@
           <w:sz w:val="18"/>
           <w:szCs w:val="18"/>
         </w:rPr>
-        <w:t xml:space="preserve">圖 22　Save → Validate(映像有效)→ Check compliance:All hosts in this cluster are compliant</w:t>
+        <w:t xml:space="preserve">圖 21　Save → Validate(映像有效)→ Check compliance:All hosts in this cluster are compliant</w:t>
       </w:r>
     </w:p>
     <w:p>
@@ -6496,7 +6467,7 @@
           <w:sz w:val="18"/>
           <w:szCs w:val="18"/>
         </w:rPr>
-        <w:t xml:space="preserve">圖 23　確認框:完成後叢集無法再退回 baseline 管理</w:t>
+        <w:t xml:space="preserve">圖 22　確認框:完成後叢集無法再退回 baseline 管理</w:t>
       </w:r>
     </w:p>
     <w:p>
@@ -6696,35 +6667,6 @@
     </w:p>
     <w:p>
       <w:pPr>
-        <w:jc w:val="center"/>
-      </w:pPr>
-      <w:r>
-        <w:rPr>
-          <w:i/>
-          <w:iCs/>
-          <w:color w:val="C00000"/>
-          <w:sz w:val="18"/>
-          <w:szCs w:val="18"/>
-        </w:rPr>
-        <w:t xml:space="preserve">[ 缺圖:56-import-prechecks-passed.png ]</w:t>
-      </w:r>
-    </w:p>
-    <w:p>
-      <w:pPr>
-        <w:spacing w:after="180"/>
-        <w:jc w:val="center"/>
-      </w:pPr>
-      <w:r>
-        <w:rPr>
-          <w:color w:val="595959"/>
-          <w:sz w:val="18"/>
-          <w:szCs w:val="18"/>
-        </w:rPr>
-        <w:t xml:space="preserve">圖 24　Validation Succeeded</w:t>
-      </w:r>
-    </w:p>
-    <w:p>
-      <w:pPr>
         <w:shd w:fill="F4F4F4" w:val="clear"/>
         <w:spacing w:after="70" w:before="70"/>
         <w:ind w:left="220"/>
@@ -6933,35 +6875,6 @@
           <w:szCs w:val="21"/>
         </w:rPr>
         <w:t xml:space="preserve">匯入任務「Import vCenter vcf-w01-vc01.home.lab as a VI Domain」57 / 57 子任務成功,約 15 分鐘。</w:t>
-      </w:r>
-    </w:p>
-    <w:p>
-      <w:pPr>
-        <w:jc w:val="center"/>
-      </w:pPr>
-      <w:r>
-        <w:rPr>
-          <w:i/>
-          <w:iCs/>
-          <w:color w:val="C00000"/>
-          <w:sz w:val="18"/>
-          <w:szCs w:val="18"/>
-        </w:rPr>
-        <w:t xml:space="preserve">[ 缺圖:57-import-review.png ]</w:t>
-      </w:r>
-    </w:p>
-    <w:p>
-      <w:pPr>
-        <w:spacing w:after="180"/>
-        <w:jc w:val="center"/>
-      </w:pPr>
-      <w:r>
-        <w:rPr>
-          <w:color w:val="595959"/>
-          <w:sz w:val="18"/>
-          <w:szCs w:val="18"/>
-        </w:rPr>
-        <w:t xml:space="preserve">圖 25　第 5 頁 Review:vCenter = vcf-w01-vc01.home.lab,NSX Manager VIP = vcf-m02-nsx01.home.lab</w:t>
       </w:r>
     </w:p>
     <w:p>
@@ -7021,7 +6934,7 @@
           <w:sz w:val="18"/>
           <w:szCs w:val="18"/>
         </w:rPr>
-        <w:t xml:space="preserve">圖 26　匯入執行中,第一個階段是 Perform Brownfield Environment Validations</w:t>
+        <w:t xml:space="preserve">圖 23　匯入執行中,第一個階段是 Perform Brownfield Environment Validations</w:t>
       </w:r>
     </w:p>
     <w:p>
@@ -7081,7 +6994,7 @@
           <w:sz w:val="18"/>
           <w:szCs w:val="18"/>
         </w:rPr>
-        <w:t xml:space="preserve">圖 27　匯入完成:同一個 VCF 執行個體底下兩個網域</w:t>
+        <w:t xml:space="preserve">圖 24　匯入完成:同一個 VCF 執行個體底下兩個網域</w:t>
       </w:r>
     </w:p>
     <w:p>
